--- a/arb/docx/015.content.docx
+++ b/arb/docx/015.content.docx
@@ -3453,7 +3453,7 @@
           <w:cs/>
           <w:lang w:val="ar_AE" w:bidi="ar_AE"/>
         </w:rPr>
-        <w:t>ضربات على مِصْرَ</w:t>
+        <w:t>ضربات على مصر</w:t>
       </w:r>
       <w:r>
         <w:rPr>
@@ -4296,7 +4296,7 @@
           <w:cs/>
           <w:lang w:val="ar_AE" w:bidi="ar_AE"/>
         </w:rPr>
-        <w:t>لكن، داخل هذا الإطار اللاهوتي، هناك حركة كبيرة، ليست مجرد سلسلة من التوبات السطحية المصممة لضمان إزالة الوباء، ثم عناد متجدد، يجلب حكما جديدا. هناك أيضًا جلسة مفاوضات آسيوية نموذجية بين فِرْعَوْنَ وموسَى. بعد وعود فِرْعَوْنَ الكاذبة للسماح للناس بالذهاب (</w:t>
+        <w:t>لكن، داخل هذا الإطار اللاهوتي، هناك حركة كبيرة، ليست مجرد سلسلة من التوبات السطحية المصممة لضمان إزالة الوباء، ثم عناد متجدد، يجلب حكما جديدا. ويتفاوض فرعون وموسى أيضًا بشأن شروط السماح لشعب إسرائيل بالمغادرة. بعد وعود فِرْعَوْنَ الكاذبة للسماح للناس بالذهاب (</w:t>
       </w:r>
       <w:r>
         <w:rPr>
@@ -4785,6 +4785,18 @@
         </w:rPr>
         <w:t xml:space="preserve">). كان إيمانهم الراسخ أن هذه الضربات كانت حكم ٱللهِ، عقابًا على فِرْعَوْنَ العنيد، ولكن وسيلة لخلاصهم. لذلك، فإن الضربات ليست فقط تحذيرًا لنا ولكن أيضًا تشجيعًا. </w:t>
       </w:r>
+    </w:p>
+    <w:p>
+      <w:pPr>
+        <w:bidi/>
+      </w:pPr>
+      <w:r>
+        <w:rPr>
+          <w:rtl/>
+          <w:cs/>
+          <w:lang w:val="ar_AE" w:bidi="ar_AE"/>
+        </w:rPr>
+      </w:r>
       <w:r>
         <w:rPr>
           <w:b/>
@@ -4856,7 +4868,7 @@
           <w:cs/>
           <w:lang w:val="ar_AE" w:bidi="ar_AE"/>
         </w:rPr>
-        <w:t>الضربة</w:t>
+        <w:t>ضربات</w:t>
       </w:r>
       <w:r>
         <w:rPr>
